--- a/report/MNIST_Research_Report.docx
+++ b/report/MNIST_Research_Report.docx
@@ -44,14 +44,55 @@
       <w:pPr>
         <w:spacing w:after="320"/>
         <w:jc w:val="center"/>
-      </w:pPr>
-      <w:r>
-        <w:rPr>
-          <w:i/>
-          <w:iCs/>
-        </w:rPr>
-        <w:t>sreelm10sj@gmail.com</w:t>
-      </w:r>
+        <w:rPr>
+          <w:i/>
+          <w:iCs/>
+        </w:rPr>
+      </w:pPr>
+      <w:hyperlink r:id="rId5" w:history="1">
+        <w:r>
+          <w:rPr>
+            <w:rStyle w:val="Hyperlink"/>
+            <w:i/>
+            <w:iCs/>
+          </w:rPr>
+          <w:t>sreelm10sj@gmail.com</w:t>
+        </w:r>
+      </w:hyperlink>
+    </w:p>
+    <w:p>
+      <w:pPr>
+        <w:spacing w:before="100" w:after="20"/>
+        <w:jc w:val="center"/>
+        <w:rPr>
+          <w:sz w:val="24"/>
+          <w:szCs w:val="24"/>
+        </w:rPr>
+      </w:pPr>
+      <w:r>
+        <w:rPr>
+          <w:sz w:val="24"/>
+          <w:szCs w:val="24"/>
+        </w:rPr>
+        <w:t>GitHub Repository:</w:t>
+      </w:r>
+      <w:r>
+        <w:t xml:space="preserve"> </w:t>
+      </w:r>
+      <w:hyperlink r:id="rId6" w:history="1">
+        <w:r>
+          <w:rPr>
+            <w:rStyle w:val="Hyperlink"/>
+          </w:rPr>
+          <w:t>https://github.com/Sreelm10sj/mnist-overfit-regularization</w:t>
+        </w:r>
+      </w:hyperlink>
+    </w:p>
+    <w:p>
+      <w:pPr>
+        <w:spacing w:after="320"/>
+        <w:jc w:val="center"/>
+      </w:pPr>
     </w:p>
     <w:p>
       <w:pPr>
@@ -190,7 +231,15 @@
           <w:sz w:val="24"/>
           <w:szCs w:val="24"/>
         </w:rPr>
-        <w:t>This report documents a controlled, three-stage experiment. Stage 1 fixes the data pipeline and partitioning. Stage 2 deliberately induces overfitting through an over-parameterized architecture trained without regularization. Stage 3 reuses that identical architecture — with no structural modification whatsoever — and substantially closes the resulting generalization gap using only training-procedure-level interventions. This design isolates the training procedure as the sole lever available for controlling generalization, providing an unambiguous demonstration of its effect.</w:t>
+        <w:t xml:space="preserve">This report documents a controlled, three-stage experiment. Stage 1 fixes the data pipeline and partitioning. Stage 2 deliberately induces overfitting through an over-parameterized architecture trained without regularization. Stage 3 reuses that identical architecture — with no structural </w:t>
+      </w:r>
+      <w:r>
+        <w:rPr>
+          <w:sz w:val="24"/>
+          <w:szCs w:val="24"/>
+        </w:rPr>
+        <w:lastRenderedPageBreak/>
+        <w:t>modification whatsoever — and substantially closes the resulting generalization gap using only training-procedure-level interventions. This design isolates the training procedure as the sole lever available for controlling generalization, providing an unambiguous demonstration of its effect.</w:t>
       </w:r>
     </w:p>
     <w:p>
@@ -842,7 +891,7 @@
                     <pic:cNvPicPr/>
                   </pic:nvPicPr>
                   <pic:blipFill>
-                    <a:blip r:embed="rId5"/>
+                    <a:blip r:embed="rId7"/>
                     <a:stretch>
                       <a:fillRect/>
                     </a:stretch>
@@ -930,7 +979,39 @@
           <w:sz w:val="24"/>
           <w:szCs w:val="24"/>
         </w:rPr>
-        <w:t>A fully connected feed-forward network, referred to as OverfitNet, was designed with substantially more capacity than the task requires, in order to make overfitting straightforward to induce. The architecture consists of five hidden linear layers (2048–2048–2048–2048–1024 units) each followed by a ReLU activation, and a final linear output layer of 10 units corresponding to the digit classes. The network contains approximately 25 million trainable parameters against only 50,000 training examples — a ratio of roughly 500 parameters per training sample. Table II summarizes the layer-wise structure.</w:t>
+        <w:t xml:space="preserve">A fully connected feed-forward network, referred to as </w:t>
+      </w:r>
+      <w:proofErr w:type="spellStart"/>
+      <w:r>
+        <w:rPr>
+          <w:sz w:val="24"/>
+          <w:szCs w:val="24"/>
+        </w:rPr>
+        <w:t>OverfitNet</w:t>
+      </w:r>
+      <w:proofErr w:type="spellEnd"/>
+      <w:r>
+        <w:rPr>
+          <w:sz w:val="24"/>
+          <w:szCs w:val="24"/>
+        </w:rPr>
+        <w:t xml:space="preserve">, was designed with substantially more capacity than the task requires, in order to make overfitting straightforward to induce. The architecture consists of five hidden linear layers (2048–2048–2048–2048–1024 units) each followed by a </w:t>
+      </w:r>
+      <w:proofErr w:type="spellStart"/>
+      <w:r>
+        <w:rPr>
+          <w:sz w:val="24"/>
+          <w:szCs w:val="24"/>
+        </w:rPr>
+        <w:t>ReLU</w:t>
+      </w:r>
+      <w:proofErr w:type="spellEnd"/>
+      <w:r>
+        <w:rPr>
+          <w:sz w:val="24"/>
+          <w:szCs w:val="24"/>
+        </w:rPr>
+        <w:t xml:space="preserve"> activation, and a final linear output layer of 10 units corresponding to the digit classes. The network contains approximately 25 million trainable parameters against only 50,000 training examples — a ratio of roughly 500 parameters per training sample. Table II summarizes the layer-wise structure.</w:t>
       </w:r>
     </w:p>
     <w:p>
@@ -953,7 +1034,6 @@
         </w:rPr>
       </w:pPr>
       <w:r>
-        <w:lastRenderedPageBreak/>
         <w:br/>
       </w:r>
       <w:r>
@@ -985,7 +1065,7 @@
                     <pic:cNvPicPr/>
                   </pic:nvPicPr>
                   <pic:blipFill rotWithShape="1">
-                    <a:blip r:embed="rId6" cstate="print">
+                    <a:blip r:embed="rId8" cstate="print">
                       <a:extLst>
                         <a:ext uri="{28A0092B-C50C-407E-A947-70E740481C1C}">
                           <a14:useLocalDpi xmlns:a14="http://schemas.microsoft.com/office/drawing/2010/main" val="0"/>
@@ -1039,7 +1119,47 @@
           <w:sz w:val="20"/>
           <w:szCs w:val="20"/>
         </w:rPr>
-        <w:t>Fig. 2. Architecture of the proposed OverfitNet used in Stage 2. The network consists of five fully connected hidden layers with ReLU activations and approximately 25.3 million trainable parameters.</w:t>
+        <w:t xml:space="preserve">Fig. 2. Architecture of the proposed </w:t>
+      </w:r>
+      <w:proofErr w:type="spellStart"/>
+      <w:r>
+        <w:rPr>
+          <w:i/>
+          <w:iCs/>
+          <w:sz w:val="20"/>
+          <w:szCs w:val="20"/>
+        </w:rPr>
+        <w:t>OverfitNet</w:t>
+      </w:r>
+      <w:proofErr w:type="spellEnd"/>
+      <w:r>
+        <w:rPr>
+          <w:i/>
+          <w:iCs/>
+          <w:sz w:val="20"/>
+          <w:szCs w:val="20"/>
+        </w:rPr>
+        <w:t xml:space="preserve"> used in Stage 2. The network consists of five fully connected hidden layers with </w:t>
+      </w:r>
+      <w:proofErr w:type="spellStart"/>
+      <w:r>
+        <w:rPr>
+          <w:i/>
+          <w:iCs/>
+          <w:sz w:val="20"/>
+          <w:szCs w:val="20"/>
+        </w:rPr>
+        <w:t>ReLU</w:t>
+      </w:r>
+      <w:proofErr w:type="spellEnd"/>
+      <w:r>
+        <w:rPr>
+          <w:i/>
+          <w:iCs/>
+          <w:sz w:val="20"/>
+          <w:szCs w:val="20"/>
+        </w:rPr>
+        <w:t xml:space="preserve"> activations and approximately 25.3 million trainable parameters.</w:t>
       </w:r>
     </w:p>
     <w:p>
@@ -1104,7 +1224,23 @@
           <w:sz w:val="24"/>
           <w:szCs w:val="24"/>
         </w:rPr>
-        <w:t>ring pixels and typically requires fewer trainable parameters. However, the objective of this study was not to maximize classification accuracy, but to deliberately induce and analyze overfitting. A large fully connected Multi-Layer Perceptron (MLP) provides a simple architecture in which overfitting behavio</w:t>
+        <w:t xml:space="preserve">ring pixels and typically requires fewer trainable parameters. However, the objective of this study was not to maximize classification accuracy, but to deliberately induce and </w:t>
+      </w:r>
+      <w:proofErr w:type="spellStart"/>
+      <w:r>
+        <w:rPr>
+          <w:sz w:val="24"/>
+          <w:szCs w:val="24"/>
+        </w:rPr>
+        <w:t>analyze</w:t>
+      </w:r>
+      <w:proofErr w:type="spellEnd"/>
+      <w:r>
+        <w:rPr>
+          <w:sz w:val="24"/>
+          <w:szCs w:val="24"/>
+        </w:rPr>
+        <w:t xml:space="preserve"> overfitting. A large fully connected Multi-Layer Perceptron (MLP) provides a simple architecture in which overfitting behavio</w:t>
       </w:r>
       <w:r>
         <w:rPr>
@@ -1130,13 +1266,22 @@
           <w:szCs w:val="24"/>
         </w:rPr>
       </w:pPr>
+      <w:proofErr w:type="spellStart"/>
       <w:r>
         <w:rPr>
           <w:sz w:val="24"/>
           <w:szCs w:val="24"/>
         </w:rPr>
         <w:lastRenderedPageBreak/>
-        <w:t>OverfitNet was trained for 50 epochs using the Adam optimizer with a learning rate of 1×10⁻³ and zero weight decay. No data augmentation was applied. This configuration was designed to maximize the network's ability to memorize the training set, using the fixed data partition from Stage 1.</w:t>
+        <w:t>OverfitNet</w:t>
+      </w:r>
+      <w:proofErr w:type="spellEnd"/>
+      <w:r>
+        <w:rPr>
+          <w:sz w:val="24"/>
+          <w:szCs w:val="24"/>
+        </w:rPr>
+        <w:t xml:space="preserve"> was trained for 50 epochs using the Adam optimizer with a learning rate of 1×10⁻³ and zero weight decay. No data augmentation was applied. This configuration was designed to maximize the network's ability to memorize the training set, using the fixed data partition from Stage 1.</w:t>
       </w:r>
     </w:p>
     <w:p>
@@ -1173,7 +1318,55 @@
           <w:sz w:val="24"/>
           <w:szCs w:val="24"/>
         </w:rPr>
-        <w:t>The identical OverfitNet architecture from Stage 2 — unchanged at the class-definition level, with no layers added, removed, or resized — was reinitialized and retrained for the same number of epochs (50), on the same fixed data partition from Stage 1, with three modifications restricted entirely to the training procedure: (i) L2 weight decay of 1×10⁻⁴ added to the Adam optimizer, (ii) random rotation (±10°) and random translation (±10%) applied to training images only, and (iii) the learning rate reduced to 5×10⁻⁴. Validation and test data remained unaugmented throughout.</w:t>
+        <w:t xml:space="preserve">The identical </w:t>
+      </w:r>
+      <w:proofErr w:type="spellStart"/>
+      <w:r>
+        <w:rPr>
+          <w:sz w:val="24"/>
+          <w:szCs w:val="24"/>
+        </w:rPr>
+        <w:t>OverfitNet</w:t>
+      </w:r>
+      <w:proofErr w:type="spellEnd"/>
+      <w:r>
+        <w:rPr>
+          <w:sz w:val="24"/>
+          <w:szCs w:val="24"/>
+        </w:rPr>
+        <w:t xml:space="preserve"> architecture from Stage 2 — unchanged at the class-definition level, with no layers added, removed, or resized — was reinitialized and retrained for the same number of epochs (50), on the same fixed data partition from Stage 1, with three modifications restricted entirely to the training procedure: (</w:t>
+      </w:r>
+      <w:proofErr w:type="spellStart"/>
+      <w:r>
+        <w:rPr>
+          <w:sz w:val="24"/>
+          <w:szCs w:val="24"/>
+        </w:rPr>
+        <w:t>i</w:t>
+      </w:r>
+      <w:proofErr w:type="spellEnd"/>
+      <w:r>
+        <w:rPr>
+          <w:sz w:val="24"/>
+          <w:szCs w:val="24"/>
+        </w:rPr>
+        <w:t xml:space="preserve">) L2 weight decay of 1×10⁻⁴ added to the Adam optimizer, (ii) random rotation (±10°) and random translation (±10%) applied to training images only, and (iii) the learning rate reduced to 5×10⁻⁴. Validation and test data remained </w:t>
+      </w:r>
+      <w:proofErr w:type="spellStart"/>
+      <w:r>
+        <w:rPr>
+          <w:sz w:val="24"/>
+          <w:szCs w:val="24"/>
+        </w:rPr>
+        <w:t>unaugmented</w:t>
+      </w:r>
+      <w:proofErr w:type="spellEnd"/>
+      <w:r>
+        <w:rPr>
+          <w:sz w:val="24"/>
+          <w:szCs w:val="24"/>
+        </w:rPr>
+        <w:t xml:space="preserve"> throughout.</w:t>
       </w:r>
     </w:p>
     <w:p>
@@ -1350,7 +1543,7 @@
                     <pic:cNvPicPr/>
                   </pic:nvPicPr>
                   <pic:blipFill>
-                    <a:blip r:embed="rId7"/>
+                    <a:blip r:embed="rId9"/>
                     <a:stretch>
                       <a:fillRect/>
                     </a:stretch>
@@ -1401,7 +1594,27 @@
           <w:sz w:val="20"/>
           <w:szCs w:val="20"/>
         </w:rPr>
-        <w:t>. Training and validation loss for the unregularized OverfitNet across 50 epochs (Stage 2).</w:t>
+        <w:t xml:space="preserve">. Training and validation loss for the unregularized </w:t>
+      </w:r>
+      <w:proofErr w:type="spellStart"/>
+      <w:r>
+        <w:rPr>
+          <w:i/>
+          <w:iCs/>
+          <w:sz w:val="20"/>
+          <w:szCs w:val="20"/>
+        </w:rPr>
+        <w:t>OverfitNet</w:t>
+      </w:r>
+      <w:proofErr w:type="spellEnd"/>
+      <w:r>
+        <w:rPr>
+          <w:i/>
+          <w:iCs/>
+          <w:sz w:val="20"/>
+          <w:szCs w:val="20"/>
+        </w:rPr>
+        <w:t xml:space="preserve"> across 50 epochs (Stage 2).</w:t>
       </w:r>
     </w:p>
     <w:p>
@@ -1421,8 +1634,21 @@
           <w:sz w:val="24"/>
           <w:szCs w:val="24"/>
         </w:rPr>
-        <w:t>B. Stage 3 Results: Regularized Behavior</w:t>
-      </w:r>
+        <w:t xml:space="preserve">B. Stage 3 Results: Regularized </w:t>
+      </w:r>
+      <w:proofErr w:type="spellStart"/>
+      <w:r>
+        <w:rPr>
+          <w:b/>
+          <w:bCs/>
+          <w:i/>
+          <w:iCs/>
+          <w:sz w:val="24"/>
+          <w:szCs w:val="24"/>
+        </w:rPr>
+        <w:t>Behavior</w:t>
+      </w:r>
+      <w:proofErr w:type="spellEnd"/>
     </w:p>
     <w:p>
       <w:pPr>
@@ -1480,7 +1706,7 @@
                     <pic:cNvPicPr/>
                   </pic:nvPicPr>
                   <pic:blipFill>
-                    <a:blip r:embed="rId8"/>
+                    <a:blip r:embed="rId10"/>
                     <a:stretch>
                       <a:fillRect/>
                     </a:stretch>
@@ -1537,7 +1763,27 @@
           <w:sz w:val="20"/>
           <w:szCs w:val="20"/>
         </w:rPr>
-        <w:t>. Training and validation loss for the regularized OverfitNet across 50 epochs (Stage 3).</w:t>
+        <w:t xml:space="preserve">. Training and validation loss for the regularized </w:t>
+      </w:r>
+      <w:proofErr w:type="spellStart"/>
+      <w:r>
+        <w:rPr>
+          <w:i/>
+          <w:iCs/>
+          <w:sz w:val="20"/>
+          <w:szCs w:val="20"/>
+        </w:rPr>
+        <w:t>OverfitNet</w:t>
+      </w:r>
+      <w:proofErr w:type="spellEnd"/>
+      <w:r>
+        <w:rPr>
+          <w:i/>
+          <w:iCs/>
+          <w:sz w:val="20"/>
+          <w:szCs w:val="20"/>
+        </w:rPr>
+        <w:t xml:space="preserve"> across 50 epochs (Stage 3).</w:t>
       </w:r>
     </w:p>
     <w:p>
@@ -2284,7 +2530,7 @@
                     <pic:cNvPicPr/>
                   </pic:nvPicPr>
                   <pic:blipFill>
-                    <a:blip r:embed="rId9"/>
+                    <a:blip r:embed="rId11"/>
                     <a:stretch>
                       <a:fillRect/>
                     </a:stretch>
@@ -2364,7 +2610,7 @@
                     <pic:cNvPicPr/>
                   </pic:nvPicPr>
                   <pic:blipFill>
-                    <a:blip r:embed="rId10"/>
+                    <a:blip r:embed="rId12"/>
                     <a:stretch>
                       <a:fillRect/>
                     </a:stretch>
@@ -2494,7 +2740,7 @@
                     <pic:cNvPicPr/>
                   </pic:nvPicPr>
                   <pic:blipFill>
-                    <a:blip r:embed="rId11"/>
+                    <a:blip r:embed="rId13"/>
                     <a:stretch>
                       <a:fillRect/>
                     </a:stretch>
@@ -2646,7 +2892,7 @@
                     <pic:cNvPicPr/>
                   </pic:nvPicPr>
                   <pic:blipFill>
-                    <a:blip r:embed="rId12"/>
+                    <a:blip r:embed="rId14"/>
                     <a:stretch>
                       <a:fillRect/>
                     </a:stretch>
@@ -2870,7 +3116,15 @@
       </w:r>
       <w:r>
         <w:tab/>
-        <w:t>Y. LeCun, L. Bottou, Y. Bengio, and P. Haffner, “Gradient-based learning applied to document recognition,” Proc. IEEE, vol. 86, no. 11, pp. 2278–2324, 1998.</w:t>
+        <w:t xml:space="preserve">Y. LeCun, L. </w:t>
+      </w:r>
+      <w:proofErr w:type="spellStart"/>
+      <w:r>
+        <w:t>Bottou</w:t>
+      </w:r>
+      <w:proofErr w:type="spellEnd"/>
+      <w:r>
+        <w:t>, Y. Bengio, and P. Haffner, “Gradient-based learning applied to document recognition,” Proc. IEEE, vol. 86, no. 11, pp. 2278–2324, 1998.</w:t>
       </w:r>
     </w:p>
     <w:p>
@@ -2922,7 +3176,23 @@
       </w:r>
       <w:r>
         <w:tab/>
-        <w:t>A. Krizhevsky, I. Sutskever, and G. E. Hinton, “ImageNet classification with deep convolutional neural networks,” in Proc. Advances in Neural Information Processing Systems (NeurIPS), 2012, pp. 1097–1105.</w:t>
+        <w:t xml:space="preserve">A. Krizhevsky, I. </w:t>
+      </w:r>
+      <w:proofErr w:type="spellStart"/>
+      <w:r>
+        <w:t>Sutskever</w:t>
+      </w:r>
+      <w:proofErr w:type="spellEnd"/>
+      <w:r>
+        <w:t>, and G. E. Hinton, “ImageNet classification with deep convolutional neural networks,” in Proc. Advances in Neural Information Processing Systems (</w:t>
+      </w:r>
+      <w:proofErr w:type="spellStart"/>
+      <w:r>
+        <w:t>NeurIPS</w:t>
+      </w:r>
+      <w:proofErr w:type="spellEnd"/>
+      <w:r>
+        <w:t>), 2012, pp. 1097–1105.</w:t>
       </w:r>
     </w:p>
     <w:p>
@@ -2941,7 +3211,31 @@
       </w:r>
       <w:r>
         <w:tab/>
-        <w:t>A. Paszke et al., “PyTorch: An imperative style, high-performance deep learning library,” in Proc. Advances in Neural Information Processing Systems (NeurIPS), 2019, pp. 8026–8037.</w:t>
+        <w:t xml:space="preserve">A. </w:t>
+      </w:r>
+      <w:proofErr w:type="spellStart"/>
+      <w:r>
+        <w:t>Paszke</w:t>
+      </w:r>
+      <w:proofErr w:type="spellEnd"/>
+      <w:r>
+        <w:t xml:space="preserve"> et al., “</w:t>
+      </w:r>
+      <w:proofErr w:type="spellStart"/>
+      <w:r>
+        <w:t>PyTorch</w:t>
+      </w:r>
+      <w:proofErr w:type="spellEnd"/>
+      <w:r>
+        <w:t>: An imperative style, high-performance deep learning library,” in Proc. Advances in Neural Information Processing Systems (</w:t>
+      </w:r>
+      <w:proofErr w:type="spellStart"/>
+      <w:r>
+        <w:t>NeurIPS</w:t>
+      </w:r>
+      <w:proofErr w:type="spellEnd"/>
+      <w:r>
+        <w:t>), 2019, pp. 8026–8037.</w:t>
       </w:r>
     </w:p>
     <w:sectPr>
@@ -3702,6 +3996,18 @@
       <w:szCs w:val="20"/>
     </w:rPr>
   </w:style>
+  <w:style w:type="character" w:styleId="UnresolvedMention">
+    <w:name w:val="Unresolved Mention"/>
+    <w:basedOn w:val="DefaultParagraphFont"/>
+    <w:uiPriority w:val="99"/>
+    <w:semiHidden/>
+    <w:unhideWhenUsed/>
+    <w:rsid w:val="00C120E9"/>
+    <w:rPr>
+      <w:color w:val="605E5C"/>
+      <w:shd w:val="clear" w:color="auto" w:fill="E1DFDD"/>
+    </w:rPr>
+  </w:style>
 </w:styles>
 </file>
 
